--- a/Course/2 Component 2 - Algorithms and Programming/2.2 Problem Solving and Programming/2.2.1 Programming Techniques/3 Worksheet (editable).docx
+++ b/Course/2 Component 2 - Algorithms and Programming/2.2 Problem Solving and Programming/2.2.1 Programming Techniques/3 Worksheet (editable).docx
@@ -7,62 +7,26 @@
         <w:pStyle w:val="Heading1"/>
       </w:pPr>
       <w:r>
+        <w:rPr>
+          <w:b w:val="0"/>
+          <w:i w:val="0"/>
+        </w:rPr>
         <w:t>Quiz — 2.2.1 Programming Techniques</w:t>
       </w:r>
     </w:p>
     <w:p>
       <w:r>
-        <w:t xml:space="preserve">Name: </w:t>
-      </w:r>
-      <w:r>
         <w:rPr>
-          <w:b/>
+          <w:b w:val="0"/>
+          <w:i w:val="0"/>
         </w:rPr>
-        <w:t>_</w:t>
-      </w:r>
-      <w:r>
-        <w:rPr>
-          <w:b/>
-        </w:rPr>
-        <w:t>_</w:t>
-      </w:r>
-      <w:r>
-        <w:rPr>
-          <w:b/>
-        </w:rPr>
-        <w:t>_</w:t>
-      </w:r>
-      <w:r>
-        <w:rPr>
-          <w:b/>
-        </w:rPr>
-        <w:t>_</w:t>
-      </w:r>
-      <w:r>
-        <w:rPr>
-          <w:b/>
-        </w:rPr>
-        <w:t xml:space="preserve">   Date: </w:t>
-      </w:r>
-      <w:r>
-        <w:rPr>
-          <w:b/>
-        </w:rPr>
-        <w:t>_</w:t>
-      </w:r>
-      <w:r>
-        <w:rPr>
-          <w:b/>
-        </w:rPr>
-        <w:t xml:space="preserve">_   Mark: </w:t>
-      </w:r>
-      <w:r>
-        <w:t>____ / 25</w:t>
+        <w:t>Name: ______________________   Date: __________   Mark: ______ / 25</w:t>
       </w:r>
     </w:p>
     <w:p>
       <w:r>
         <w:rPr>
+          <w:b w:val="0"/>
           <w:i/>
         </w:rPr>
         <w:t>OCR H446 · Component 02 · 2.2.1</w:t>
@@ -80,6 +44,10 @@
         <w:pStyle w:val="Heading2"/>
       </w:pPr>
       <w:r>
+        <w:rPr>
+          <w:b w:val="0"/>
+          <w:i w:val="0"/>
+        </w:rPr>
         <w:t>Section A — Multiple choice (8 marks)</w:t>
       </w:r>
     </w:p>
@@ -87,29 +55,45 @@
       <w:r>
         <w:rPr>
           <w:b/>
+          <w:i w:val="0"/>
         </w:rPr>
         <w:t>A1.</w:t>
       </w:r>
       <w:r>
+        <w:rPr>
+          <w:b w:val="0"/>
+          <w:i w:val="0"/>
+        </w:rPr>
         <w:t xml:space="preserve"> Which loop is guaranteed to execute its body </w:t>
       </w:r>
       <w:r>
         <w:rPr>
           <w:b/>
+          <w:i w:val="0"/>
         </w:rPr>
         <w:t>at least once</w:t>
       </w:r>
       <w:r>
+        <w:rPr>
+          <w:b w:val="0"/>
+          <w:i w:val="0"/>
+        </w:rPr>
         <w:t>?</w:t>
       </w:r>
     </w:p>
     <w:p>
       <w:r>
+        <w:rPr>
+          <w:b w:val="0"/>
+          <w:i w:val="0"/>
+        </w:rPr>
         <w:t xml:space="preserve">A. </w:t>
       </w:r>
       <w:r>
         <w:rPr>
           <w:rFonts w:ascii="Consolas" w:hAnsi="Consolas"/>
+          <w:b w:val="0"/>
+          <w:i w:val="0"/>
           <w:sz w:val="19"/>
         </w:rPr>
         <w:t>while</w:t>
@@ -117,11 +101,17 @@
     </w:p>
     <w:p>
       <w:r>
+        <w:rPr>
+          <w:b w:val="0"/>
+          <w:i w:val="0"/>
+        </w:rPr>
         <w:t xml:space="preserve">B. </w:t>
       </w:r>
       <w:r>
         <w:rPr>
           <w:rFonts w:ascii="Consolas" w:hAnsi="Consolas"/>
+          <w:b w:val="0"/>
+          <w:i w:val="0"/>
           <w:sz w:val="19"/>
         </w:rPr>
         <w:t>for...next</w:t>
@@ -129,11 +119,17 @@
     </w:p>
     <w:p>
       <w:r>
+        <w:rPr>
+          <w:b w:val="0"/>
+          <w:i w:val="0"/>
+        </w:rPr>
         <w:t xml:space="preserve">C. </w:t>
       </w:r>
       <w:r>
         <w:rPr>
           <w:rFonts w:ascii="Consolas" w:hAnsi="Consolas"/>
+          <w:b w:val="0"/>
+          <w:i w:val="0"/>
           <w:sz w:val="19"/>
         </w:rPr>
         <w:t>do...until</w:t>
@@ -141,11 +137,17 @@
     </w:p>
     <w:p>
       <w:r>
+        <w:rPr>
+          <w:b w:val="0"/>
+          <w:i w:val="0"/>
+        </w:rPr>
         <w:t xml:space="preserve">D. </w:t>
       </w:r>
       <w:r>
         <w:rPr>
           <w:rFonts w:ascii="Consolas" w:hAnsi="Consolas"/>
+          <w:b w:val="0"/>
+          <w:i w:val="0"/>
           <w:sz w:val="19"/>
         </w:rPr>
         <w:t>if...else</w:t>
@@ -153,6 +155,10 @@
     </w:p>
     <w:p>
       <w:r>
+        <w:rPr>
+          <w:b w:val="0"/>
+          <w:i w:val="0"/>
+        </w:rPr>
         <w:t>Your answer: ☐</w:t>
       </w:r>
     </w:p>
@@ -160,35 +166,60 @@
       <w:r>
         <w:rPr>
           <w:b/>
+          <w:i w:val="0"/>
         </w:rPr>
         <w:t>A2.</w:t>
       </w:r>
       <w:r>
+        <w:rPr>
+          <w:b w:val="0"/>
+          <w:i w:val="0"/>
+        </w:rPr>
         <w:t xml:space="preserve"> What is the defining difference between a function and a procedure?</w:t>
       </w:r>
     </w:p>
     <w:p>
       <w:r>
+        <w:rPr>
+          <w:b w:val="0"/>
+          <w:i w:val="0"/>
+        </w:rPr>
         <w:t>A. A function can take parameters; a procedure cannot</w:t>
       </w:r>
     </w:p>
     <w:p>
       <w:r>
+        <w:rPr>
+          <w:b w:val="0"/>
+          <w:i w:val="0"/>
+        </w:rPr>
         <w:t>B. A function returns a single value; a procedure does not return a value</w:t>
       </w:r>
     </w:p>
     <w:p>
       <w:r>
+        <w:rPr>
+          <w:b w:val="0"/>
+          <w:i w:val="0"/>
+        </w:rPr>
         <w:t>C. A procedure is recursive; a function is iterative</w:t>
       </w:r>
     </w:p>
     <w:p>
       <w:r>
+        <w:rPr>
+          <w:b w:val="0"/>
+          <w:i w:val="0"/>
+        </w:rPr>
         <w:t>D. A function is global; a procedure is local</w:t>
       </w:r>
     </w:p>
     <w:p>
       <w:r>
+        <w:rPr>
+          <w:b w:val="0"/>
+          <w:i w:val="0"/>
+        </w:rPr>
         <w:t>Your answer: ☐</w:t>
       </w:r>
     </w:p>
@@ -196,45 +227,76 @@
       <w:r>
         <w:rPr>
           <w:b/>
+          <w:i w:val="0"/>
         </w:rPr>
         <w:t>A3.</w:t>
       </w:r>
       <w:r>
+        <w:rPr>
+          <w:b w:val="0"/>
+          <w:i w:val="0"/>
+        </w:rPr>
         <w:t xml:space="preserve"> A recursive subroutine with no reachable base case will most likely cause:</w:t>
       </w:r>
     </w:p>
     <w:p>
       <w:r>
+        <w:rPr>
+          <w:b w:val="0"/>
+          <w:i w:val="0"/>
+        </w:rPr>
         <w:t>A. A syntax error</w:t>
       </w:r>
     </w:p>
     <w:p>
       <w:r>
+        <w:rPr>
+          <w:b w:val="0"/>
+          <w:i w:val="0"/>
+        </w:rPr>
         <w:t xml:space="preserve">B. An infinite </w:t>
       </w:r>
       <w:r>
         <w:rPr>
           <w:rFonts w:ascii="Consolas" w:hAnsi="Consolas"/>
+          <w:b w:val="0"/>
+          <w:i w:val="0"/>
           <w:sz w:val="19"/>
         </w:rPr>
         <w:t>while</w:t>
       </w:r>
       <w:r>
+        <w:rPr>
+          <w:b w:val="0"/>
+          <w:i w:val="0"/>
+        </w:rPr>
         <w:t xml:space="preserve"> loop</w:t>
       </w:r>
     </w:p>
     <w:p>
       <w:r>
+        <w:rPr>
+          <w:b w:val="0"/>
+          <w:i w:val="0"/>
+        </w:rPr>
         <w:t>C. A stack overflow</w:t>
       </w:r>
     </w:p>
     <w:p>
       <w:r>
+        <w:rPr>
+          <w:b w:val="0"/>
+          <w:i w:val="0"/>
+        </w:rPr>
         <w:t>D. A logic error that returns 0</w:t>
       </w:r>
     </w:p>
     <w:p>
       <w:r>
+        <w:rPr>
+          <w:b w:val="0"/>
+          <w:i w:val="0"/>
+        </w:rPr>
         <w:t>Your answer: ☐</w:t>
       </w:r>
     </w:p>
@@ -242,44 +304,74 @@
       <w:r>
         <w:rPr>
           <w:b/>
+          <w:i w:val="0"/>
         </w:rPr>
         <w:t>A4.</w:t>
       </w:r>
       <w:r>
+        <w:rPr>
+          <w:b w:val="0"/>
+          <w:i w:val="0"/>
+        </w:rPr>
         <w:t xml:space="preserve"> When an argument is passed </w:t>
       </w:r>
       <w:r>
         <w:rPr>
           <w:b/>
+          <w:i w:val="0"/>
         </w:rPr>
         <w:t>by reference</w:t>
       </w:r>
       <w:r>
+        <w:rPr>
+          <w:b w:val="0"/>
+          <w:i w:val="0"/>
+        </w:rPr>
         <w:t>, what is passed to the subroutine?</w:t>
       </w:r>
     </w:p>
     <w:p>
       <w:r>
+        <w:rPr>
+          <w:b w:val="0"/>
+          <w:i w:val="0"/>
+        </w:rPr>
         <w:t>A. A copy of the value</w:t>
       </w:r>
     </w:p>
     <w:p>
       <w:r>
+        <w:rPr>
+          <w:b w:val="0"/>
+          <w:i w:val="0"/>
+        </w:rPr>
         <w:t>B. The memory address of the original variable</w:t>
       </w:r>
     </w:p>
     <w:p>
       <w:r>
+        <w:rPr>
+          <w:b w:val="0"/>
+          <w:i w:val="0"/>
+        </w:rPr>
         <w:t>C. The data type only</w:t>
       </w:r>
     </w:p>
     <w:p>
       <w:r>
+        <w:rPr>
+          <w:b w:val="0"/>
+          <w:i w:val="0"/>
+        </w:rPr>
         <w:t>D. A new global variable</w:t>
       </w:r>
     </w:p>
     <w:p>
       <w:r>
+        <w:rPr>
+          <w:b w:val="0"/>
+          <w:i w:val="0"/>
+        </w:rPr>
         <w:t>Your answer: ☐</w:t>
       </w:r>
     </w:p>
@@ -287,35 +379,60 @@
       <w:r>
         <w:rPr>
           <w:b/>
+          <w:i w:val="0"/>
         </w:rPr>
         <w:t>A5.</w:t>
       </w:r>
       <w:r>
+        <w:rPr>
+          <w:b w:val="0"/>
+          <w:i w:val="0"/>
+        </w:rPr>
         <w:t xml:space="preserve"> A variable declared inside a subroutine is:</w:t>
       </w:r>
     </w:p>
     <w:p>
       <w:r>
+        <w:rPr>
+          <w:b w:val="0"/>
+          <w:i w:val="0"/>
+        </w:rPr>
         <w:t>A. Global, visible everywhere</w:t>
       </w:r>
     </w:p>
     <w:p>
       <w:r>
+        <w:rPr>
+          <w:b w:val="0"/>
+          <w:i w:val="0"/>
+        </w:rPr>
         <w:t>B. Local, visible only within that subroutine</w:t>
       </w:r>
     </w:p>
     <w:p>
       <w:r>
+        <w:rPr>
+          <w:b w:val="0"/>
+          <w:i w:val="0"/>
+        </w:rPr>
         <w:t>C. A constant</w:t>
       </w:r>
     </w:p>
     <w:p>
       <w:r>
+        <w:rPr>
+          <w:b w:val="0"/>
+          <w:i w:val="0"/>
+        </w:rPr>
         <w:t>D. Automatically passed by reference</w:t>
       </w:r>
     </w:p>
     <w:p>
       <w:r>
+        <w:rPr>
+          <w:b w:val="0"/>
+          <w:i w:val="0"/>
+        </w:rPr>
         <w:t>Your answer: ☐</w:t>
       </w:r>
     </w:p>
@@ -323,44 +440,74 @@
       <w:r>
         <w:rPr>
           <w:b/>
+          <w:i w:val="0"/>
         </w:rPr>
         <w:t>A6.</w:t>
       </w:r>
       <w:r>
+        <w:rPr>
+          <w:b w:val="0"/>
+          <w:i w:val="0"/>
+        </w:rPr>
         <w:t xml:space="preserve"> Which OOP concept keeps attributes </w:t>
       </w:r>
       <w:r>
         <w:rPr>
           <w:b/>
+          <w:i w:val="0"/>
         </w:rPr>
         <w:t>private</w:t>
       </w:r>
       <w:r>
+        <w:rPr>
+          <w:b w:val="0"/>
+          <w:i w:val="0"/>
+        </w:rPr>
         <w:t xml:space="preserve"> and provides public methods to access them?</w:t>
       </w:r>
     </w:p>
     <w:p>
       <w:r>
+        <w:rPr>
+          <w:b w:val="0"/>
+          <w:i w:val="0"/>
+        </w:rPr>
         <w:t>A. Inheritance</w:t>
       </w:r>
     </w:p>
     <w:p>
       <w:r>
+        <w:rPr>
+          <w:b w:val="0"/>
+          <w:i w:val="0"/>
+        </w:rPr>
         <w:t>B. Polymorphism</w:t>
       </w:r>
     </w:p>
     <w:p>
       <w:r>
+        <w:rPr>
+          <w:b w:val="0"/>
+          <w:i w:val="0"/>
+        </w:rPr>
         <w:t>C. Encapsulation</w:t>
       </w:r>
     </w:p>
     <w:p>
       <w:r>
+        <w:rPr>
+          <w:b w:val="0"/>
+          <w:i w:val="0"/>
+        </w:rPr>
         <w:t>D. Overloading</w:t>
       </w:r>
     </w:p>
     <w:p>
       <w:r>
+        <w:rPr>
+          <w:b w:val="0"/>
+          <w:i w:val="0"/>
+        </w:rPr>
         <w:t>Your answer: ☐</w:t>
       </w:r>
     </w:p>
@@ -368,44 +515,74 @@
       <w:r>
         <w:rPr>
           <w:b/>
+          <w:i w:val="0"/>
         </w:rPr>
         <w:t>A7.</w:t>
       </w:r>
       <w:r>
+        <w:rPr>
+          <w:b w:val="0"/>
+          <w:i w:val="0"/>
+        </w:rPr>
         <w:t xml:space="preserve"> A subclass replaces an inherited method with one of the </w:t>
       </w:r>
       <w:r>
         <w:rPr>
           <w:b/>
+          <w:i w:val="0"/>
         </w:rPr>
         <w:t>same name and parameters</w:t>
       </w:r>
       <w:r>
+        <w:rPr>
+          <w:b w:val="0"/>
+          <w:i w:val="0"/>
+        </w:rPr>
         <w:t>. This is:</w:t>
       </w:r>
     </w:p>
     <w:p>
       <w:r>
+        <w:rPr>
+          <w:b w:val="0"/>
+          <w:i w:val="0"/>
+        </w:rPr>
         <w:t>A. Overloading</w:t>
       </w:r>
     </w:p>
     <w:p>
       <w:r>
+        <w:rPr>
+          <w:b w:val="0"/>
+          <w:i w:val="0"/>
+        </w:rPr>
         <w:t>B. Overriding</w:t>
       </w:r>
     </w:p>
     <w:p>
       <w:r>
+        <w:rPr>
+          <w:b w:val="0"/>
+          <w:i w:val="0"/>
+        </w:rPr>
         <w:t>C. Instantiation</w:t>
       </w:r>
     </w:p>
     <w:p>
       <w:r>
+        <w:rPr>
+          <w:b w:val="0"/>
+          <w:i w:val="0"/>
+        </w:rPr>
         <w:t>D. Encapsulation</w:t>
       </w:r>
     </w:p>
     <w:p>
       <w:r>
+        <w:rPr>
+          <w:b w:val="0"/>
+          <w:i w:val="0"/>
+        </w:rPr>
         <w:t>Your answer: ☐</w:t>
       </w:r>
     </w:p>
@@ -413,44 +590,74 @@
       <w:r>
         <w:rPr>
           <w:b/>
+          <w:i w:val="0"/>
         </w:rPr>
         <w:t>A8.</w:t>
       </w:r>
       <w:r>
+        <w:rPr>
+          <w:b w:val="0"/>
+          <w:i w:val="0"/>
+        </w:rPr>
         <w:t xml:space="preserve"> Which IDE feature lets a programmer </w:t>
       </w:r>
       <w:r>
         <w:rPr>
           <w:b/>
+          <w:i w:val="0"/>
         </w:rPr>
         <w:t>pause execution at a chosen line</w:t>
       </w:r>
       <w:r>
+        <w:rPr>
+          <w:b w:val="0"/>
+          <w:i w:val="0"/>
+        </w:rPr>
         <w:t xml:space="preserve"> to inspect variables?</w:t>
       </w:r>
     </w:p>
     <w:p>
       <w:r>
+        <w:rPr>
+          <w:b w:val="0"/>
+          <w:i w:val="0"/>
+        </w:rPr>
         <w:t>A. Syntax highlighting</w:t>
       </w:r>
     </w:p>
     <w:p>
       <w:r>
+        <w:rPr>
+          <w:b w:val="0"/>
+          <w:i w:val="0"/>
+        </w:rPr>
         <w:t>B. Auto-indentation</w:t>
       </w:r>
     </w:p>
     <w:p>
       <w:r>
+        <w:rPr>
+          <w:b w:val="0"/>
+          <w:i w:val="0"/>
+        </w:rPr>
         <w:t>C. Breakpoint</w:t>
       </w:r>
     </w:p>
     <w:p>
       <w:r>
+        <w:rPr>
+          <w:b w:val="0"/>
+          <w:i w:val="0"/>
+        </w:rPr>
         <w:t>D. Code completion</w:t>
       </w:r>
     </w:p>
     <w:p>
       <w:r>
+        <w:rPr>
+          <w:b w:val="0"/>
+          <w:i w:val="0"/>
+        </w:rPr>
         <w:t>Your answer: ☐</w:t>
       </w:r>
     </w:p>
@@ -466,6 +673,10 @@
         <w:pStyle w:val="Heading2"/>
       </w:pPr>
       <w:r>
+        <w:rPr>
+          <w:b w:val="0"/>
+          <w:i w:val="0"/>
+        </w:rPr>
         <w:t>Section B — Short answer (12 marks)</w:t>
       </w:r>
     </w:p>
@@ -473,24 +684,35 @@
       <w:r>
         <w:rPr>
           <w:b/>
+          <w:i w:val="0"/>
         </w:rPr>
         <w:t>B1.</w:t>
       </w:r>
       <w:r>
+        <w:rPr>
+          <w:b w:val="0"/>
+          <w:i w:val="0"/>
+        </w:rPr>
         <w:t xml:space="preserve"> State the </w:t>
       </w:r>
       <w:r>
         <w:rPr>
           <w:b/>
+          <w:i w:val="0"/>
         </w:rPr>
         <w:t>two</w:t>
       </w:r>
       <w:r>
+        <w:rPr>
+          <w:b w:val="0"/>
+          <w:i w:val="0"/>
+        </w:rPr>
         <w:t xml:space="preserve"> parts every correctly written recursive subroutine must contain, and give the role of each. </w:t>
       </w:r>
       <w:r>
         <w:rPr>
           <w:b/>
+          <w:i w:val="0"/>
         </w:rPr>
         <w:t>[2]</w:t>
       </w:r>
@@ -537,24 +759,35 @@
       <w:r>
         <w:rPr>
           <w:b/>
+          <w:i w:val="0"/>
         </w:rPr>
         <w:t>B2.</w:t>
       </w:r>
       <w:r>
+        <w:rPr>
+          <w:b w:val="0"/>
+          <w:i w:val="0"/>
+        </w:rPr>
         <w:t xml:space="preserve"> Consider the program below. State the value printed and explain why, referring to </w:t>
       </w:r>
       <w:r>
         <w:rPr>
           <w:b/>
+          <w:i w:val="0"/>
         </w:rPr>
         <w:t>scope</w:t>
       </w:r>
       <w:r>
+        <w:rPr>
+          <w:b w:val="0"/>
+          <w:i w:val="0"/>
+        </w:rPr>
         <w:t xml:space="preserve">. </w:t>
       </w:r>
       <w:r>
         <w:rPr>
           <w:b/>
+          <w:i w:val="0"/>
         </w:rPr>
         <w:t>[3]</w:t>
       </w:r>
@@ -619,181 +852,135 @@
     </w:p>
     <w:p>
       <w:r>
+        <w:rPr>
+          <w:b w:val="0"/>
+          <w:i w:val="0"/>
+        </w:rPr>
         <w:t xml:space="preserve">Note: in this language an assignment to </w:t>
       </w:r>
       <w:r>
         <w:rPr>
           <w:rFonts w:ascii="Consolas" w:hAnsi="Consolas"/>
+          <w:b w:val="0"/>
+          <w:i w:val="0"/>
           <w:sz w:val="19"/>
         </w:rPr>
         <w:t>total</w:t>
       </w:r>
       <w:r>
+        <w:rPr>
+          <w:b w:val="0"/>
+          <w:i w:val="0"/>
+        </w:rPr>
         <w:t xml:space="preserve"> inside the procedure creates a </w:t>
       </w:r>
       <w:r>
         <w:rPr>
           <w:b/>
+          <w:i w:val="0"/>
         </w:rPr>
         <w:t>new local</w:t>
       </w:r>
       <w:r>
+        <w:rPr>
+          <w:b w:val="0"/>
+          <w:i w:val="0"/>
+        </w:rPr>
         <w:t xml:space="preserve"> variable </w:t>
       </w:r>
       <w:r>
         <w:rPr>
           <w:rFonts w:ascii="Consolas" w:hAnsi="Consolas"/>
+          <w:b w:val="0"/>
+          <w:i w:val="0"/>
           <w:sz w:val="19"/>
         </w:rPr>
         <w:t>total</w:t>
       </w:r>
       <w:r>
+        <w:rPr>
+          <w:b w:val="0"/>
+          <w:i w:val="0"/>
+        </w:rPr>
         <w:t>; it does not change the global.</w:t>
       </w:r>
     </w:p>
     <w:p>
       <w:r>
-        <w:t xml:space="preserve">Output line 1: </w:t>
-      </w:r>
-      <w:r>
         <w:rPr>
-          <w:b/>
+          <w:b w:val="0"/>
+          <w:i w:val="0"/>
         </w:rPr>
-        <w:t>_</w:t>
-      </w:r>
-      <w:r>
-        <w:rPr>
-          <w:b/>
-        </w:rPr>
-        <w:t>_</w:t>
-      </w:r>
-      <w:r>
-        <w:rPr>
-          <w:b/>
-        </w:rPr>
-        <w:t xml:space="preserve">   Output line 2: </w:t>
-      </w:r>
-      <w:r>
-        <w:rPr>
-          <w:b/>
-        </w:rPr>
-        <w:t>_</w:t>
-      </w:r>
-      <w:r>
-        <w:rPr>
-          <w:b/>
-        </w:rPr>
-        <w:t>_</w:t>
+        <w:t>Output line 1: ____________   Output line 2: ____________</w:t>
       </w:r>
     </w:p>
     <w:p>
       <w:r>
-        <w:t xml:space="preserve">Explanation: </w:t>
-      </w:r>
-      <w:r>
         <w:rPr>
-          <w:b/>
+          <w:b w:val="0"/>
+          <w:i w:val="0"/>
         </w:rPr>
-        <w:t>_</w:t>
-      </w:r>
-      <w:r>
-        <w:rPr>
-          <w:b/>
-        </w:rPr>
-        <w:t>_</w:t>
-      </w:r>
-      <w:r>
-        <w:rPr>
-          <w:b/>
-        </w:rPr>
-        <w:t>_</w:t>
-      </w:r>
-      <w:r>
-        <w:rPr>
-          <w:b/>
-        </w:rPr>
-        <w:t>_</w:t>
-      </w:r>
-      <w:r>
-        <w:rPr>
-          <w:b/>
-        </w:rPr>
-        <w:t>_</w:t>
-      </w:r>
-      <w:r>
-        <w:rPr>
-          <w:b/>
-        </w:rPr>
-        <w:t>_</w:t>
-      </w:r>
-      <w:r>
-        <w:rPr>
-          <w:b/>
-        </w:rPr>
-        <w:t>_</w:t>
-      </w:r>
-      <w:r>
-        <w:rPr>
-          <w:b/>
-        </w:rPr>
-        <w:t>_</w:t>
-      </w:r>
-      <w:r>
-        <w:rPr>
-          <w:b/>
-        </w:rPr>
-        <w:t>_</w:t>
-      </w:r>
-      <w:r>
-        <w:rPr>
-          <w:b/>
-        </w:rPr>
-        <w:t>_</w:t>
-      </w:r>
-      <w:r>
-        <w:rPr>
-          <w:b/>
-        </w:rPr>
-        <w:t>_</w:t>
-      </w:r>
-      <w:r>
-        <w:rPr>
-          <w:b/>
-        </w:rPr>
+        <w:t>Explanation: ___________________________________________________________</w:t>
       </w:r>
     </w:p>
     <w:p>
       <w:r>
         <w:rPr>
           <w:b/>
+          <w:i w:val="0"/>
         </w:rPr>
         <w:t>B3.</w:t>
       </w:r>
       <w:r>
+        <w:rPr>
+          <w:b w:val="0"/>
+          <w:i w:val="0"/>
+        </w:rPr>
         <w:t xml:space="preserve"> A subroutine is called with </w:t>
       </w:r>
       <w:r>
         <w:rPr>
           <w:rFonts w:ascii="Consolas" w:hAnsi="Consolas"/>
+          <w:b w:val="0"/>
+          <w:i w:val="0"/>
           <w:sz w:val="19"/>
         </w:rPr>
         <w:t>x = 3</w:t>
       </w:r>
       <w:r>
+        <w:rPr>
+          <w:b w:val="0"/>
+          <w:i w:val="0"/>
+        </w:rPr>
         <w:t xml:space="preserve">. Explain what the </w:t>
       </w:r>
       <w:r>
         <w:rPr>
           <w:b/>
+          <w:i w:val="0"/>
         </w:rPr>
-        <w:t>final value of `x`</w:t>
+        <w:t xml:space="preserve">final value of </w:t>
       </w:r>
       <w:r>
+        <w:rPr>
+          <w:rFonts w:ascii="Consolas" w:hAnsi="Consolas"/>
+          <w:b/>
+          <w:i w:val="0"/>
+          <w:sz w:val="19"/>
+        </w:rPr>
+        <w:t>x</w:t>
+      </w:r>
+      <w:r>
+        <w:rPr>
+          <w:b w:val="0"/>
+          <w:i w:val="0"/>
+        </w:rPr>
         <w:t xml:space="preserve"> is after each call below, and why. </w:t>
       </w:r>
       <w:r>
         <w:rPr>
           <w:b/>
+          <w:i w:val="0"/>
         </w:rPr>
         <w:t>[3]</w:t>
       </w:r>
@@ -855,157 +1042,89 @@
     </w:p>
     <w:p>
       <w:r>
+        <w:rPr>
+          <w:b w:val="0"/>
+          <w:i w:val="0"/>
+        </w:rPr>
         <w:t xml:space="preserve">After </w:t>
       </w:r>
       <w:r>
         <w:rPr>
           <w:rFonts w:ascii="Consolas" w:hAnsi="Consolas"/>
+          <w:b w:val="0"/>
+          <w:i w:val="0"/>
           <w:sz w:val="19"/>
         </w:rPr>
         <w:t>addOneByVal(x)</w:t>
       </w:r>
       <w:r>
-        <w:t xml:space="preserve">: x = </w:t>
-      </w:r>
-      <w:r>
         <w:rPr>
-          <w:b/>
+          <w:b w:val="0"/>
+          <w:i w:val="0"/>
         </w:rPr>
-        <w:t>_</w:t>
-      </w:r>
-      <w:r>
-        <w:t xml:space="preserve">_ because </w:t>
-      </w:r>
-      <w:r>
-        <w:rPr>
-          <w:b/>
-        </w:rPr>
-        <w:t>_</w:t>
-      </w:r>
-      <w:r>
-        <w:rPr>
-          <w:b/>
-        </w:rPr>
-        <w:t>_</w:t>
-      </w:r>
-      <w:r>
-        <w:rPr>
-          <w:b/>
-        </w:rPr>
-        <w:t>_</w:t>
-      </w:r>
-      <w:r>
-        <w:rPr>
-          <w:b/>
-        </w:rPr>
-        <w:t>_</w:t>
-      </w:r>
-      <w:r>
-        <w:rPr>
-          <w:b/>
-        </w:rPr>
-        <w:t>_</w:t>
-      </w:r>
-      <w:r>
-        <w:rPr>
-          <w:b/>
-        </w:rPr>
-        <w:t>_</w:t>
-      </w:r>
-      <w:r>
-        <w:rPr>
-          <w:b/>
-        </w:rPr>
+        <w:t>: x = ______ because _________________________________</w:t>
       </w:r>
     </w:p>
     <w:p>
       <w:r>
+        <w:rPr>
+          <w:b w:val="0"/>
+          <w:i w:val="0"/>
+        </w:rPr>
         <w:t xml:space="preserve">After </w:t>
       </w:r>
       <w:r>
         <w:rPr>
           <w:rFonts w:ascii="Consolas" w:hAnsi="Consolas"/>
+          <w:b w:val="0"/>
+          <w:i w:val="0"/>
           <w:sz w:val="19"/>
         </w:rPr>
         <w:t>addOneByRef(x)</w:t>
       </w:r>
       <w:r>
-        <w:t xml:space="preserve">: x = </w:t>
-      </w:r>
-      <w:r>
         <w:rPr>
-          <w:b/>
+          <w:b w:val="0"/>
+          <w:i w:val="0"/>
         </w:rPr>
-        <w:t>_</w:t>
-      </w:r>
-      <w:r>
-        <w:t xml:space="preserve">_ because </w:t>
-      </w:r>
-      <w:r>
-        <w:rPr>
-          <w:b/>
-        </w:rPr>
-        <w:t>_</w:t>
-      </w:r>
-      <w:r>
-        <w:rPr>
-          <w:b/>
-        </w:rPr>
-        <w:t>_</w:t>
-      </w:r>
-      <w:r>
-        <w:rPr>
-          <w:b/>
-        </w:rPr>
-        <w:t>_</w:t>
-      </w:r>
-      <w:r>
-        <w:rPr>
-          <w:b/>
-        </w:rPr>
-        <w:t>_</w:t>
-      </w:r>
-      <w:r>
-        <w:rPr>
-          <w:b/>
-        </w:rPr>
-        <w:t>_</w:t>
-      </w:r>
-      <w:r>
-        <w:rPr>
-          <w:b/>
-        </w:rPr>
-        <w:t>_</w:t>
-      </w:r>
-      <w:r>
-        <w:rPr>
-          <w:b/>
-        </w:rPr>
+        <w:t>: x = ______ because _________________________________</w:t>
       </w:r>
     </w:p>
     <w:p>
       <w:r>
         <w:rPr>
           <w:b/>
+          <w:i w:val="0"/>
         </w:rPr>
         <w:t>B4.</w:t>
       </w:r>
       <w:r>
+        <w:rPr>
+          <w:b w:val="0"/>
+          <w:i w:val="0"/>
+        </w:rPr>
         <w:t xml:space="preserve"> Trace the call </w:t>
       </w:r>
       <w:r>
         <w:rPr>
           <w:rFonts w:ascii="Consolas" w:hAnsi="Consolas"/>
+          <w:b w:val="0"/>
+          <w:i w:val="0"/>
           <w:sz w:val="19"/>
         </w:rPr>
         <w:t>factorial(4)</w:t>
       </w:r>
       <w:r>
+        <w:rPr>
+          <w:b w:val="0"/>
+          <w:i w:val="0"/>
+        </w:rPr>
         <w:t xml:space="preserve"> for the routine below. Show the value returned at each level and the final result. </w:t>
       </w:r>
       <w:r>
         <w:rPr>
           <w:b/>
+          <w:i w:val="0"/>
         </w:rPr>
         <w:t>[2]</w:t>
       </w:r>
@@ -1069,33 +1188,49 @@
       <w:r>
         <w:rPr>
           <w:b/>
+          <w:i w:val="0"/>
         </w:rPr>
         <w:t>B5.</w:t>
       </w:r>
       <w:r>
+        <w:rPr>
+          <w:b w:val="0"/>
+          <w:i w:val="0"/>
+        </w:rPr>
         <w:t xml:space="preserve"> Explain </w:t>
       </w:r>
       <w:r>
         <w:rPr>
           <w:b/>
+          <w:i w:val="0"/>
         </w:rPr>
         <w:t>one</w:t>
       </w:r>
       <w:r>
+        <w:rPr>
+          <w:b w:val="0"/>
+          <w:i w:val="0"/>
+        </w:rPr>
         <w:t xml:space="preserve"> advantage of preferring </w:t>
       </w:r>
       <w:r>
         <w:rPr>
           <w:b/>
+          <w:i w:val="0"/>
         </w:rPr>
         <w:t>local</w:t>
       </w:r>
       <w:r>
+        <w:rPr>
+          <w:b w:val="0"/>
+          <w:i w:val="0"/>
+        </w:rPr>
         <w:t xml:space="preserve"> variables over global variables. </w:t>
       </w:r>
       <w:r>
         <w:rPr>
           <w:b/>
+          <w:i w:val="0"/>
         </w:rPr>
         <w:t>[1]</w:t>
       </w:r>
@@ -1127,33 +1262,49 @@
       <w:r>
         <w:rPr>
           <w:b/>
+          <w:i w:val="0"/>
         </w:rPr>
         <w:t>B6.</w:t>
       </w:r>
       <w:r>
+        <w:rPr>
+          <w:b w:val="0"/>
+          <w:i w:val="0"/>
+        </w:rPr>
         <w:t xml:space="preserve"> Define the terms </w:t>
       </w:r>
       <w:r>
         <w:rPr>
           <w:b/>
+          <w:i w:val="0"/>
         </w:rPr>
         <w:t>class</w:t>
       </w:r>
       <w:r>
+        <w:rPr>
+          <w:b w:val="0"/>
+          <w:i w:val="0"/>
+        </w:rPr>
         <w:t xml:space="preserve"> and </w:t>
       </w:r>
       <w:r>
         <w:rPr>
           <w:b/>
+          <w:i w:val="0"/>
         </w:rPr>
         <w:t>object</w:t>
       </w:r>
       <w:r>
+        <w:rPr>
+          <w:b w:val="0"/>
+          <w:i w:val="0"/>
+        </w:rPr>
         <w:t xml:space="preserve">, making clear how they relate. </w:t>
       </w:r>
       <w:r>
         <w:rPr>
           <w:b/>
+          <w:i w:val="0"/>
         </w:rPr>
         <w:t>[1]</w:t>
       </w:r>
@@ -1193,21 +1344,35 @@
         <w:pStyle w:val="Heading2"/>
       </w:pPr>
       <w:r>
+        <w:rPr>
+          <w:b w:val="0"/>
+          <w:i w:val="0"/>
+        </w:rPr>
         <w:t>Section C — Exam-style question (5 marks)</w:t>
       </w:r>
     </w:p>
     <w:p>
       <w:r>
+        <w:rPr>
+          <w:b w:val="0"/>
+          <w:i w:val="0"/>
+        </w:rPr>
         <w:t xml:space="preserve">A </w:t>
       </w:r>
       <w:r>
         <w:rPr>
           <w:rFonts w:ascii="Consolas" w:hAnsi="Consolas"/>
+          <w:b w:val="0"/>
+          <w:i w:val="0"/>
           <w:sz w:val="19"/>
         </w:rPr>
         <w:t>BankAccount</w:t>
       </w:r>
       <w:r>
+        <w:rPr>
+          <w:b w:val="0"/>
+          <w:i w:val="0"/>
+        </w:rPr>
         <w:t xml:space="preserve"> class is being written. Complete the OCR-style class so that it:</w:t>
       </w:r>
     </w:p>
@@ -1216,25 +1381,40 @@
         <w:pStyle w:val="ListBullet"/>
       </w:pPr>
       <w:r>
+        <w:rPr>
+          <w:b w:val="0"/>
+          <w:i w:val="0"/>
+        </w:rPr>
         <w:t xml:space="preserve">has a </w:t>
       </w:r>
       <w:r>
         <w:rPr>
           <w:b/>
+          <w:i w:val="0"/>
         </w:rPr>
         <w:t>private</w:t>
       </w:r>
       <w:r>
+        <w:rPr>
+          <w:b w:val="0"/>
+          <w:i w:val="0"/>
+        </w:rPr>
         <w:t xml:space="preserve"> attribute </w:t>
       </w:r>
       <w:r>
         <w:rPr>
           <w:rFonts w:ascii="Consolas" w:hAnsi="Consolas"/>
+          <w:b w:val="0"/>
+          <w:i w:val="0"/>
           <w:sz w:val="19"/>
         </w:rPr>
         <w:t>balance</w:t>
       </w:r>
       <w:r>
+        <w:rPr>
+          <w:b w:val="0"/>
+          <w:i w:val="0"/>
+        </w:rPr>
         <w:t xml:space="preserve"> initialised to 0 by the constructor,</w:t>
       </w:r>
     </w:p>
@@ -1243,26 +1423,42 @@
         <w:pStyle w:val="ListBullet"/>
       </w:pPr>
       <w:r>
+        <w:rPr>
+          <w:b w:val="0"/>
+          <w:i w:val="0"/>
+        </w:rPr>
         <w:t xml:space="preserve">has a method </w:t>
       </w:r>
       <w:r>
         <w:rPr>
           <w:rFonts w:ascii="Consolas" w:hAnsi="Consolas"/>
+          <w:b w:val="0"/>
+          <w:i w:val="0"/>
           <w:sz w:val="19"/>
         </w:rPr>
         <w:t>deposit(amount)</w:t>
       </w:r>
       <w:r>
+        <w:rPr>
+          <w:b w:val="0"/>
+          <w:i w:val="0"/>
+        </w:rPr>
         <w:t xml:space="preserve"> that adds </w:t>
       </w:r>
       <w:r>
         <w:rPr>
           <w:rFonts w:ascii="Consolas" w:hAnsi="Consolas"/>
+          <w:b w:val="0"/>
+          <w:i w:val="0"/>
           <w:sz w:val="19"/>
         </w:rPr>
         <w:t>amount</w:t>
       </w:r>
       <w:r>
+        <w:rPr>
+          <w:b w:val="0"/>
+          <w:i w:val="0"/>
+        </w:rPr>
         <w:t xml:space="preserve"> to the balance,</w:t>
       </w:r>
     </w:p>
@@ -1271,16 +1467,26 @@
         <w:pStyle w:val="ListBullet"/>
       </w:pPr>
       <w:r>
+        <w:rPr>
+          <w:b w:val="0"/>
+          <w:i w:val="0"/>
+        </w:rPr>
         <w:t xml:space="preserve">has a method </w:t>
       </w:r>
       <w:r>
         <w:rPr>
           <w:rFonts w:ascii="Consolas" w:hAnsi="Consolas"/>
+          <w:b w:val="0"/>
+          <w:i w:val="0"/>
           <w:sz w:val="19"/>
         </w:rPr>
         <w:t>getBalance()</w:t>
       </w:r>
       <w:r>
+        <w:rPr>
+          <w:b w:val="0"/>
+          <w:i w:val="0"/>
+        </w:rPr>
         <w:t xml:space="preserve"> that returns the current balance.</w:t>
       </w:r>
     </w:p>
@@ -1319,11 +1525,16 @@
     </w:p>
     <w:p>
       <w:r>
+        <w:rPr>
+          <w:b w:val="0"/>
+          <w:i w:val="0"/>
+        </w:rPr>
         <w:t xml:space="preserve">Write your answers for (a), (b) and (c) below. </w:t>
       </w:r>
       <w:r>
         <w:rPr>
           <w:b/>
+          <w:i w:val="0"/>
         </w:rPr>
         <w:t>[5]</w:t>
       </w:r>

--- a/Course/2 Component 2 - Algorithms and Programming/2.2 Problem Solving and Programming/2.2.1 Programming Techniques/3 Worksheet (editable).docx
+++ b/Course/2 Component 2 - Algorithms and Programming/2.2 Problem Solving and Programming/2.2.1 Programming Techniques/3 Worksheet (editable).docx
@@ -717,30 +717,32 @@
         <w:t>[2]</w:t>
       </w:r>
     </w:p>
-    <w:p>
-      <w:pPr>
-        <w:spacing w:before="260"/>
-        <w:pBdr>
-          <w:bottom w:val="single" w:sz="4" w:space="1" w:color="AAB4C0"/>
-        </w:pBdr>
-      </w:pPr>
-    </w:p>
-    <w:p>
-      <w:pPr>
-        <w:spacing w:before="260"/>
-        <w:pBdr>
-          <w:bottom w:val="single" w:sz="4" w:space="1" w:color="AAB4C0"/>
-        </w:pBdr>
-      </w:pPr>
-    </w:p>
-    <w:p>
-      <w:pPr>
-        <w:spacing w:before="260"/>
-        <w:pBdr>
-          <w:bottom w:val="single" w:sz="4" w:space="1" w:color="AAB4C0"/>
-        </w:pBdr>
-      </w:pPr>
-    </w:p>
+    <w:tbl>
+      <w:tblPr>
+        <w:tblStyle w:val="TableGrid"/>
+        <w:tblW w:type="auto" w:w="0"/>
+        <w:tblLook w:firstColumn="1" w:firstRow="1" w:lastColumn="0" w:lastRow="0" w:noHBand="0" w:noVBand="1" w:val="04A0"/>
+      </w:tblPr>
+      <w:tblGrid>
+        <w:gridCol w:w="8640"/>
+      </w:tblGrid>
+      <w:tr>
+        <w:trPr>
+          <w:trHeight w:val="1020" w:hRule="atLeast"/>
+        </w:trPr>
+        <w:tc>
+          <w:tcPr>
+            <w:tcW w:type="dxa" w:w="8640"/>
+          </w:tcPr>
+          <w:p>
+            <w:pPr>
+              <w:spacing w:before="40"/>
+            </w:pPr>
+          </w:p>
+        </w:tc>
+      </w:tr>
+    </w:tbl>
+    <w:p/>
     <w:p>
       <w:pPr>
         <w:pBdr>
@@ -792,38 +794,32 @@
         <w:t>[3]</w:t>
       </w:r>
     </w:p>
-    <w:p>
-      <w:pPr>
-        <w:spacing w:before="260"/>
-        <w:pBdr>
-          <w:bottom w:val="single" w:sz="4" w:space="1" w:color="AAB4C0"/>
-        </w:pBdr>
-      </w:pPr>
-    </w:p>
-    <w:p>
-      <w:pPr>
-        <w:spacing w:before="260"/>
-        <w:pBdr>
-          <w:bottom w:val="single" w:sz="4" w:space="1" w:color="AAB4C0"/>
-        </w:pBdr>
-      </w:pPr>
-    </w:p>
-    <w:p>
-      <w:pPr>
-        <w:spacing w:before="260"/>
-        <w:pBdr>
-          <w:bottom w:val="single" w:sz="4" w:space="1" w:color="AAB4C0"/>
-        </w:pBdr>
-      </w:pPr>
-    </w:p>
-    <w:p>
-      <w:pPr>
-        <w:spacing w:before="260"/>
-        <w:pBdr>
-          <w:bottom w:val="single" w:sz="4" w:space="1" w:color="AAB4C0"/>
-        </w:pBdr>
-      </w:pPr>
-    </w:p>
+    <w:tbl>
+      <w:tblPr>
+        <w:tblStyle w:val="TableGrid"/>
+        <w:tblW w:type="auto" w:w="0"/>
+        <w:tblLook w:firstColumn="1" w:firstRow="1" w:lastColumn="0" w:lastRow="0" w:noHBand="0" w:noVBand="1" w:val="04A0"/>
+      </w:tblPr>
+      <w:tblGrid>
+        <w:gridCol w:w="8640"/>
+      </w:tblGrid>
+      <w:tr>
+        <w:trPr>
+          <w:trHeight w:val="1360" w:hRule="atLeast"/>
+        </w:trPr>
+        <w:tc>
+          <w:tcPr>
+            <w:tcW w:type="dxa" w:w="8640"/>
+          </w:tcPr>
+          <w:p>
+            <w:pPr>
+              <w:spacing w:before="40"/>
+            </w:pPr>
+          </w:p>
+        </w:tc>
+      </w:tr>
+    </w:tbl>
+    <w:p/>
     <w:p>
       <w:pPr>
         <w:shd w:fill="F2F2F2"/>
@@ -985,38 +981,32 @@
         <w:t>[3]</w:t>
       </w:r>
     </w:p>
-    <w:p>
-      <w:pPr>
-        <w:spacing w:before="260"/>
-        <w:pBdr>
-          <w:bottom w:val="single" w:sz="4" w:space="1" w:color="AAB4C0"/>
-        </w:pBdr>
-      </w:pPr>
-    </w:p>
-    <w:p>
-      <w:pPr>
-        <w:spacing w:before="260"/>
-        <w:pBdr>
-          <w:bottom w:val="single" w:sz="4" w:space="1" w:color="AAB4C0"/>
-        </w:pBdr>
-      </w:pPr>
-    </w:p>
-    <w:p>
-      <w:pPr>
-        <w:spacing w:before="260"/>
-        <w:pBdr>
-          <w:bottom w:val="single" w:sz="4" w:space="1" w:color="AAB4C0"/>
-        </w:pBdr>
-      </w:pPr>
-    </w:p>
-    <w:p>
-      <w:pPr>
-        <w:spacing w:before="260"/>
-        <w:pBdr>
-          <w:bottom w:val="single" w:sz="4" w:space="1" w:color="AAB4C0"/>
-        </w:pBdr>
-      </w:pPr>
-    </w:p>
+    <w:tbl>
+      <w:tblPr>
+        <w:tblStyle w:val="TableGrid"/>
+        <w:tblW w:type="auto" w:w="0"/>
+        <w:tblLook w:firstColumn="1" w:firstRow="1" w:lastColumn="0" w:lastRow="0" w:noHBand="0" w:noVBand="1" w:val="04A0"/>
+      </w:tblPr>
+      <w:tblGrid>
+        <w:gridCol w:w="8640"/>
+      </w:tblGrid>
+      <w:tr>
+        <w:trPr>
+          <w:trHeight w:val="1360" w:hRule="atLeast"/>
+        </w:trPr>
+        <w:tc>
+          <w:tcPr>
+            <w:tcW w:type="dxa" w:w="8640"/>
+          </w:tcPr>
+          <w:p>
+            <w:pPr>
+              <w:spacing w:before="40"/>
+            </w:pPr>
+          </w:p>
+        </w:tc>
+      </w:tr>
+    </w:tbl>
+    <w:p/>
     <w:p>
       <w:pPr>
         <w:shd w:fill="F2F2F2"/>
@@ -1129,30 +1119,32 @@
         <w:t>[2]</w:t>
       </w:r>
     </w:p>
-    <w:p>
-      <w:pPr>
-        <w:spacing w:before="260"/>
-        <w:pBdr>
-          <w:bottom w:val="single" w:sz="4" w:space="1" w:color="AAB4C0"/>
-        </w:pBdr>
-      </w:pPr>
-    </w:p>
-    <w:p>
-      <w:pPr>
-        <w:spacing w:before="260"/>
-        <w:pBdr>
-          <w:bottom w:val="single" w:sz="4" w:space="1" w:color="AAB4C0"/>
-        </w:pBdr>
-      </w:pPr>
-    </w:p>
-    <w:p>
-      <w:pPr>
-        <w:spacing w:before="260"/>
-        <w:pBdr>
-          <w:bottom w:val="single" w:sz="4" w:space="1" w:color="AAB4C0"/>
-        </w:pBdr>
-      </w:pPr>
-    </w:p>
+    <w:tbl>
+      <w:tblPr>
+        <w:tblStyle w:val="TableGrid"/>
+        <w:tblW w:type="auto" w:w="0"/>
+        <w:tblLook w:firstColumn="1" w:firstRow="1" w:lastColumn="0" w:lastRow="0" w:noHBand="0" w:noVBand="1" w:val="04A0"/>
+      </w:tblPr>
+      <w:tblGrid>
+        <w:gridCol w:w="8640"/>
+      </w:tblGrid>
+      <w:tr>
+        <w:trPr>
+          <w:trHeight w:val="1020" w:hRule="atLeast"/>
+        </w:trPr>
+        <w:tc>
+          <w:tcPr>
+            <w:tcW w:type="dxa" w:w="8640"/>
+          </w:tcPr>
+          <w:p>
+            <w:pPr>
+              <w:spacing w:before="40"/>
+            </w:pPr>
+          </w:p>
+        </w:tc>
+      </w:tr>
+    </w:tbl>
+    <w:p/>
     <w:p>
       <w:pPr>
         <w:shd w:fill="F2F2F2"/>
@@ -1235,22 +1227,32 @@
         <w:t>[1]</w:t>
       </w:r>
     </w:p>
-    <w:p>
-      <w:pPr>
-        <w:spacing w:before="260"/>
-        <w:pBdr>
-          <w:bottom w:val="single" w:sz="4" w:space="1" w:color="AAB4C0"/>
-        </w:pBdr>
-      </w:pPr>
-    </w:p>
-    <w:p>
-      <w:pPr>
-        <w:spacing w:before="260"/>
-        <w:pBdr>
-          <w:bottom w:val="single" w:sz="4" w:space="1" w:color="AAB4C0"/>
-        </w:pBdr>
-      </w:pPr>
-    </w:p>
+    <w:tbl>
+      <w:tblPr>
+        <w:tblStyle w:val="TableGrid"/>
+        <w:tblW w:type="auto" w:w="0"/>
+        <w:tblLook w:firstColumn="1" w:firstRow="1" w:lastColumn="0" w:lastRow="0" w:noHBand="0" w:noVBand="1" w:val="04A0"/>
+      </w:tblPr>
+      <w:tblGrid>
+        <w:gridCol w:w="8640"/>
+      </w:tblGrid>
+      <w:tr>
+        <w:trPr>
+          <w:trHeight w:val="680" w:hRule="atLeast"/>
+        </w:trPr>
+        <w:tc>
+          <w:tcPr>
+            <w:tcW w:type="dxa" w:w="8640"/>
+          </w:tcPr>
+          <w:p>
+            <w:pPr>
+              <w:spacing w:before="40"/>
+            </w:pPr>
+          </w:p>
+        </w:tc>
+      </w:tr>
+    </w:tbl>
+    <w:p/>
     <w:p>
       <w:pPr>
         <w:pBdr>
@@ -1309,22 +1311,32 @@
         <w:t>[1]</w:t>
       </w:r>
     </w:p>
-    <w:p>
-      <w:pPr>
-        <w:spacing w:before="260"/>
-        <w:pBdr>
-          <w:bottom w:val="single" w:sz="4" w:space="1" w:color="AAB4C0"/>
-        </w:pBdr>
-      </w:pPr>
-    </w:p>
-    <w:p>
-      <w:pPr>
-        <w:spacing w:before="260"/>
-        <w:pBdr>
-          <w:bottom w:val="single" w:sz="4" w:space="1" w:color="AAB4C0"/>
-        </w:pBdr>
-      </w:pPr>
-    </w:p>
+    <w:tbl>
+      <w:tblPr>
+        <w:tblStyle w:val="TableGrid"/>
+        <w:tblW w:type="auto" w:w="0"/>
+        <w:tblLook w:firstColumn="1" w:firstRow="1" w:lastColumn="0" w:lastRow="0" w:noHBand="0" w:noVBand="1" w:val="04A0"/>
+      </w:tblPr>
+      <w:tblGrid>
+        <w:gridCol w:w="8640"/>
+      </w:tblGrid>
+      <w:tr>
+        <w:trPr>
+          <w:trHeight w:val="680" w:hRule="atLeast"/>
+        </w:trPr>
+        <w:tc>
+          <w:tcPr>
+            <w:tcW w:type="dxa" w:w="8640"/>
+          </w:tcPr>
+          <w:p>
+            <w:pPr>
+              <w:spacing w:before="40"/>
+            </w:pPr>
+          </w:p>
+        </w:tc>
+      </w:tr>
+    </w:tbl>
+    <w:p/>
     <w:p>
       <w:pPr>
         <w:pBdr>
@@ -1539,62 +1551,32 @@
         <w:t>[5]</w:t>
       </w:r>
     </w:p>
-    <w:p>
-      <w:pPr>
-        <w:spacing w:before="260"/>
-        <w:pBdr>
-          <w:bottom w:val="single" w:sz="4" w:space="1" w:color="AAB4C0"/>
-        </w:pBdr>
-      </w:pPr>
-    </w:p>
-    <w:p>
-      <w:pPr>
-        <w:spacing w:before="260"/>
-        <w:pBdr>
-          <w:bottom w:val="single" w:sz="4" w:space="1" w:color="AAB4C0"/>
-        </w:pBdr>
-      </w:pPr>
-    </w:p>
-    <w:p>
-      <w:pPr>
-        <w:spacing w:before="260"/>
-        <w:pBdr>
-          <w:bottom w:val="single" w:sz="4" w:space="1" w:color="AAB4C0"/>
-        </w:pBdr>
-      </w:pPr>
-    </w:p>
-    <w:p>
-      <w:pPr>
-        <w:spacing w:before="260"/>
-        <w:pBdr>
-          <w:bottom w:val="single" w:sz="4" w:space="1" w:color="AAB4C0"/>
-        </w:pBdr>
-      </w:pPr>
-    </w:p>
-    <w:p>
-      <w:pPr>
-        <w:spacing w:before="260"/>
-        <w:pBdr>
-          <w:bottom w:val="single" w:sz="4" w:space="1" w:color="AAB4C0"/>
-        </w:pBdr>
-      </w:pPr>
-    </w:p>
-    <w:p>
-      <w:pPr>
-        <w:spacing w:before="260"/>
-        <w:pBdr>
-          <w:bottom w:val="single" w:sz="4" w:space="1" w:color="AAB4C0"/>
-        </w:pBdr>
-      </w:pPr>
-    </w:p>
-    <w:p>
-      <w:pPr>
-        <w:spacing w:before="260"/>
-        <w:pBdr>
-          <w:bottom w:val="single" w:sz="4" w:space="1" w:color="AAB4C0"/>
-        </w:pBdr>
-      </w:pPr>
-    </w:p>
+    <w:tbl>
+      <w:tblPr>
+        <w:tblStyle w:val="TableGrid"/>
+        <w:tblW w:type="auto" w:w="0"/>
+        <w:tblLook w:firstColumn="1" w:firstRow="1" w:lastColumn="0" w:lastRow="0" w:noHBand="0" w:noVBand="1" w:val="04A0"/>
+      </w:tblPr>
+      <w:tblGrid>
+        <w:gridCol w:w="8640"/>
+      </w:tblGrid>
+      <w:tr>
+        <w:trPr>
+          <w:trHeight w:val="2380" w:hRule="atLeast"/>
+        </w:trPr>
+        <w:tc>
+          <w:tcPr>
+            <w:tcW w:type="dxa" w:w="8640"/>
+          </w:tcPr>
+          <w:p>
+            <w:pPr>
+              <w:spacing w:before="40"/>
+            </w:pPr>
+          </w:p>
+        </w:tc>
+      </w:tr>
+    </w:tbl>
+    <w:p/>
     <w:p>
       <w:pPr>
         <w:pBdr>
